--- a/L_XXX-XX26_D_XXXXXXXX-XX_CF-PHB_CC_MAC_SP.docx
+++ b/L_XXX-XX26_D_XXXXXXXX-XX_CF-PHB_CC_MAC_SP.docx
@@ -7148,7 +7148,10 @@
         <w:t xml:space="preserve"> </w:t>
       </w:r>
       <w:r>
-        <w:t xml:space="preserve">([N]_EXT) </w:t>
+        <w:t>[N_EXT]</w:t>
+      </w:r>
+      <w:r>
+        <w:t xml:space="preserve"> </w:t>
       </w:r>
       <w:r>
         <w:t>página(s), segue assinado pelo seu relator.</w:t>
